--- a/references/ML_Canvas_MiBici.docx
+++ b/references/ML_Canvas_MiBici.docx
@@ -123,7 +123,7 @@
           <w:highlight w:val="white"/>
           <w:rtl w:val="0"/>
         </w:rPr>
-        <w:t xml:space="preserve"> Equipo __ </w:t>
+        <w:t xml:space="preserve"> Equipo 24 </w:t>
       </w:r>
       <w:r>
         <w:rPr>
